--- a/Task1/Task 1_Algorithm - Max Profit.docx
+++ b/Task1/Task 1_Algorithm - Max Profit.docx
@@ -47,833 +47,306 @@
         <w:br/>
       </w:r>
       <w:r>
-        <w:t xml:space="preserve">function </w:t>
-      </w:r>
-      <w:proofErr w:type="spellStart"/>
-      <w:r>
-        <w:t>maxProfit</w:t>
-      </w:r>
-      <w:proofErr w:type="spellEnd"/>
-      <w:r>
-        <w:t>(n</w:t>
-      </w:r>
-      <w:proofErr w:type="gramStart"/>
-      <w:r>
-        <w:t>){</w:t>
-      </w:r>
-      <w:proofErr w:type="gramEnd"/>
+        <w:t>function calculateProfit(totalTime){</w:t>
+      </w:r>
     </w:p>
     <w:p/>
     <w:p>
       <w:r>
-        <w:t xml:space="preserve">    </w:t>
-      </w:r>
-      <w:proofErr w:type="spellStart"/>
-      <w:r>
-        <w:t>const</w:t>
-      </w:r>
-      <w:proofErr w:type="spellEnd"/>
-      <w:r>
-        <w:t xml:space="preserve"> </w:t>
-      </w:r>
-      <w:proofErr w:type="spellStart"/>
-      <w:r>
-        <w:t>theatreTime</w:t>
-      </w:r>
-      <w:proofErr w:type="spellEnd"/>
-      <w:r>
-        <w:t xml:space="preserve"> = 5;</w:t>
-      </w:r>
-    </w:p>
-    <w:p>
-      <w:r>
-        <w:t xml:space="preserve">    </w:t>
-      </w:r>
-      <w:proofErr w:type="spellStart"/>
-      <w:r>
-        <w:t>const</w:t>
-      </w:r>
-      <w:proofErr w:type="spellEnd"/>
-      <w:r>
-        <w:t xml:space="preserve"> </w:t>
-      </w:r>
-      <w:proofErr w:type="spellStart"/>
-      <w:r>
-        <w:t>pubTime</w:t>
-      </w:r>
-      <w:proofErr w:type="spellEnd"/>
-      <w:r>
-        <w:t xml:space="preserve"> = 4;</w:t>
-      </w:r>
-    </w:p>
-    <w:p>
-      <w:r>
-        <w:t xml:space="preserve">    </w:t>
-      </w:r>
-      <w:proofErr w:type="spellStart"/>
-      <w:r>
-        <w:t>const</w:t>
-      </w:r>
-      <w:proofErr w:type="spellEnd"/>
-      <w:r>
-        <w:t xml:space="preserve"> </w:t>
-      </w:r>
-      <w:proofErr w:type="spellStart"/>
-      <w:r>
-        <w:t>parkTime</w:t>
-      </w:r>
-      <w:proofErr w:type="spellEnd"/>
-      <w:r>
-        <w:t xml:space="preserve"> = 10;</w:t>
+        <w:t>    const theatreBuild = 5;</w:t>
+      </w:r>
+    </w:p>
+    <w:p>
+      <w:r>
+        <w:t>    const pubBuild = 4;</w:t>
+      </w:r>
+    </w:p>
+    <w:p>
+      <w:r>
+        <w:t>    const parkBuild = 10;</w:t>
       </w:r>
     </w:p>
     <w:p/>
     <w:p>
       <w:r>
-        <w:t xml:space="preserve">    </w:t>
-      </w:r>
-      <w:proofErr w:type="spellStart"/>
-      <w:r>
-        <w:t>const</w:t>
-      </w:r>
-      <w:proofErr w:type="spellEnd"/>
-      <w:r>
-        <w:t xml:space="preserve"> </w:t>
-      </w:r>
-      <w:proofErr w:type="spellStart"/>
-      <w:r>
-        <w:t>theatreEarn</w:t>
-      </w:r>
-      <w:proofErr w:type="spellEnd"/>
-      <w:r>
-        <w:t xml:space="preserve"> = 1500;</w:t>
-      </w:r>
-    </w:p>
-    <w:p>
-      <w:r>
-        <w:t xml:space="preserve">    </w:t>
-      </w:r>
-      <w:proofErr w:type="spellStart"/>
-      <w:r>
-        <w:t>const</w:t>
-      </w:r>
-      <w:proofErr w:type="spellEnd"/>
-      <w:r>
-        <w:t xml:space="preserve"> </w:t>
-      </w:r>
-      <w:proofErr w:type="spellStart"/>
-      <w:r>
-        <w:t>pubEarn</w:t>
-      </w:r>
-      <w:proofErr w:type="spellEnd"/>
-      <w:r>
-        <w:t xml:space="preserve"> = 1000;</w:t>
-      </w:r>
-    </w:p>
-    <w:p>
-      <w:r>
-        <w:t xml:space="preserve">    </w:t>
-      </w:r>
-      <w:proofErr w:type="spellStart"/>
-      <w:r>
-        <w:t>const</w:t>
-      </w:r>
-      <w:proofErr w:type="spellEnd"/>
-      <w:r>
-        <w:t xml:space="preserve"> </w:t>
-      </w:r>
-      <w:proofErr w:type="spellStart"/>
-      <w:r>
-        <w:t>parkEarn</w:t>
-      </w:r>
-      <w:proofErr w:type="spellEnd"/>
-      <w:r>
-        <w:t xml:space="preserve"> = 2000;</w:t>
+        <w:t>    const theatreRev = 1500;</w:t>
+      </w:r>
+    </w:p>
+    <w:p>
+      <w:r>
+        <w:t>    const pubRev = 1000;</w:t>
+      </w:r>
+    </w:p>
+    <w:p>
+      <w:r>
+        <w:t>    const parkRev = 2000;</w:t>
       </w:r>
     </w:p>
     <w:p/>
     <w:p>
       <w:r>
-        <w:t xml:space="preserve">    let max = 0;</w:t>
-      </w:r>
-    </w:p>
-    <w:p>
-      <w:r>
-        <w:t xml:space="preserve">    let result = {T:</w:t>
-      </w:r>
-      <w:proofErr w:type="gramStart"/>
-      <w:r>
-        <w:t>0,P</w:t>
-      </w:r>
-      <w:proofErr w:type="gramEnd"/>
-      <w:r>
-        <w:t>:</w:t>
-      </w:r>
-      <w:proofErr w:type="gramStart"/>
-      <w:r>
-        <w:t>0,C</w:t>
-      </w:r>
-      <w:proofErr w:type="gramEnd"/>
-      <w:r>
-        <w:t>:0};</w:t>
+        <w:t>    let bestProfit = 0;</w:t>
+      </w:r>
+    </w:p>
+    <w:p>
+      <w:r>
+        <w:t>    let bestPlan = { theatre:0, pub:0, park:0 };</w:t>
       </w:r>
     </w:p>
     <w:p/>
     <w:p>
       <w:r>
-        <w:t xml:space="preserve">    </w:t>
-      </w:r>
-      <w:proofErr w:type="gramStart"/>
-      <w:r>
-        <w:t>for(</w:t>
-      </w:r>
-      <w:proofErr w:type="gramEnd"/>
-      <w:r>
-        <w:t>let t=</w:t>
-      </w:r>
-      <w:proofErr w:type="gramStart"/>
-      <w:r>
-        <w:t>0;t&lt;=</w:t>
-      </w:r>
-      <w:proofErr w:type="spellStart"/>
-      <w:r>
-        <w:t>Math.floor</w:t>
-      </w:r>
-      <w:proofErr w:type="spellEnd"/>
-      <w:proofErr w:type="gramEnd"/>
-      <w:r>
-        <w:t>(n/</w:t>
-      </w:r>
-      <w:proofErr w:type="spellStart"/>
-      <w:r>
-        <w:t>theatreTime</w:t>
-      </w:r>
-      <w:proofErr w:type="spellEnd"/>
-      <w:proofErr w:type="gramStart"/>
-      <w:r>
-        <w:t>);t</w:t>
-      </w:r>
-      <w:proofErr w:type="gramEnd"/>
-      <w:r>
-        <w:t>+</w:t>
-      </w:r>
-      <w:proofErr w:type="gramStart"/>
-      <w:r>
-        <w:t>+){</w:t>
-      </w:r>
-      <w:proofErr w:type="gramEnd"/>
-    </w:p>
-    <w:p>
-      <w:r>
-        <w:t xml:space="preserve">        </w:t>
-      </w:r>
-      <w:proofErr w:type="gramStart"/>
-      <w:r>
-        <w:t>for(</w:t>
-      </w:r>
-      <w:proofErr w:type="gramEnd"/>
-      <w:r>
-        <w:t>let p=</w:t>
-      </w:r>
-      <w:proofErr w:type="gramStart"/>
-      <w:r>
-        <w:t>0;p&lt;=</w:t>
-      </w:r>
-      <w:proofErr w:type="spellStart"/>
-      <w:r>
-        <w:t>Math.floor</w:t>
-      </w:r>
-      <w:proofErr w:type="spellEnd"/>
-      <w:proofErr w:type="gramEnd"/>
-      <w:r>
-        <w:t>(n/</w:t>
-      </w:r>
-      <w:proofErr w:type="spellStart"/>
-      <w:r>
-        <w:t>pubTime</w:t>
-      </w:r>
-      <w:proofErr w:type="spellEnd"/>
-      <w:proofErr w:type="gramStart"/>
-      <w:r>
-        <w:t>);p</w:t>
-      </w:r>
-      <w:proofErr w:type="gramEnd"/>
-      <w:r>
-        <w:t>+</w:t>
-      </w:r>
-      <w:proofErr w:type="gramStart"/>
-      <w:r>
-        <w:t>+){</w:t>
-      </w:r>
-      <w:proofErr w:type="gramEnd"/>
-    </w:p>
-    <w:p>
-      <w:r>
-        <w:t xml:space="preserve">            </w:t>
-      </w:r>
-      <w:proofErr w:type="gramStart"/>
-      <w:r>
-        <w:t>for(</w:t>
-      </w:r>
-      <w:proofErr w:type="gramEnd"/>
-      <w:r>
-        <w:t>let c=</w:t>
-      </w:r>
-      <w:proofErr w:type="gramStart"/>
-      <w:r>
-        <w:t>0;c&lt;=</w:t>
-      </w:r>
-      <w:proofErr w:type="spellStart"/>
-      <w:r>
-        <w:t>Math.floor</w:t>
-      </w:r>
-      <w:proofErr w:type="spellEnd"/>
-      <w:proofErr w:type="gramEnd"/>
-      <w:r>
-        <w:t>(n/</w:t>
-      </w:r>
-      <w:proofErr w:type="spellStart"/>
-      <w:r>
-        <w:t>parkTime</w:t>
-      </w:r>
-      <w:proofErr w:type="spellEnd"/>
-      <w:proofErr w:type="gramStart"/>
-      <w:r>
-        <w:t>);</w:t>
-      </w:r>
-      <w:proofErr w:type="spellStart"/>
-      <w:r>
-        <w:t>c++</w:t>
-      </w:r>
-      <w:proofErr w:type="spellEnd"/>
-      <w:r>
-        <w:t>){</w:t>
-      </w:r>
-      <w:proofErr w:type="gramEnd"/>
+        <w:t>    for(let theatreCount=0; theatreCount&lt;=Math.floor(totalTime/theatreBuild); theatreCount++){</w:t>
+      </w:r>
+    </w:p>
+    <w:p>
+      <w:r>
+        <w:t>        for(let pubCount=0; pubCount&lt;=Math.floor(totalTime/pubBuild); pubCount++){</w:t>
+      </w:r>
+    </w:p>
+    <w:p>
+      <w:r>
+        <w:t>            for(let parkCount=0; parkCount&lt;=Math.floor(totalTime/parkBuild); parkCount++){</w:t>
+      </w:r>
     </w:p>
     <w:p/>
     <w:p>
       <w:r>
-        <w:t xml:space="preserve">                let time = t*</w:t>
-      </w:r>
-      <w:proofErr w:type="spellStart"/>
-      <w:r>
-        <w:t>theatreTime</w:t>
-      </w:r>
-      <w:proofErr w:type="spellEnd"/>
-      <w:r>
-        <w:t xml:space="preserve"> + p*</w:t>
-      </w:r>
-      <w:proofErr w:type="spellStart"/>
-      <w:r>
-        <w:t>pubTime</w:t>
-      </w:r>
-      <w:proofErr w:type="spellEnd"/>
-      <w:r>
-        <w:t xml:space="preserve"> + c*</w:t>
-      </w:r>
-      <w:proofErr w:type="spellStart"/>
-      <w:r>
-        <w:t>parkTime</w:t>
-      </w:r>
-      <w:proofErr w:type="spellEnd"/>
-      <w:r>
-        <w:t>;</w:t>
+        <w:t>                let buildDur =</w:t>
+      </w:r>
+    </w:p>
+    <w:p>
+      <w:r>
+        <w:t>                    theatreCount*theatreBuild +</w:t>
+      </w:r>
+    </w:p>
+    <w:p>
+      <w:r>
+        <w:t>                    pubCount*pubBuild +</w:t>
+      </w:r>
+    </w:p>
+    <w:p>
+      <w:r>
+        <w:t>                    parkCount*parkBuild;</w:t>
       </w:r>
     </w:p>
     <w:p/>
     <w:p>
       <w:r>
-        <w:t xml:space="preserve">                if(time&lt;=</w:t>
-      </w:r>
-      <w:proofErr w:type="gramStart"/>
-      <w:r>
-        <w:t>n){</w:t>
-      </w:r>
-      <w:proofErr w:type="gramEnd"/>
+        <w:t>                if(buildDur &lt;= totalTime){</w:t>
+      </w:r>
     </w:p>
     <w:p/>
     <w:p>
       <w:r>
-        <w:t xml:space="preserve">                    let </w:t>
-      </w:r>
-      <w:proofErr w:type="spellStart"/>
-      <w:r>
-        <w:t>currentTime</w:t>
-      </w:r>
-      <w:proofErr w:type="spellEnd"/>
-      <w:r>
-        <w:t>=0;</w:t>
-      </w:r>
-    </w:p>
-    <w:p>
-      <w:r>
-        <w:t xml:space="preserve">                    let earnings=0;</w:t>
+        <w:t>                    let timeSpend = 0;</w:t>
+      </w:r>
+    </w:p>
+    <w:p>
+      <w:r>
+        <w:lastRenderedPageBreak/>
+        <w:t>                    let totalProfit = 0;</w:t>
       </w:r>
     </w:p>
     <w:p/>
     <w:p>
       <w:r>
-        <w:t xml:space="preserve">                    // theatres</w:t>
-      </w:r>
-    </w:p>
-    <w:p>
-      <w:r>
-        <w:t xml:space="preserve">                    </w:t>
-      </w:r>
-      <w:proofErr w:type="gramStart"/>
-      <w:r>
-        <w:t>for(</w:t>
-      </w:r>
-      <w:proofErr w:type="gramEnd"/>
-      <w:r>
-        <w:t xml:space="preserve">let </w:t>
-      </w:r>
-      <w:proofErr w:type="spellStart"/>
-      <w:r>
-        <w:t>i</w:t>
-      </w:r>
-      <w:proofErr w:type="spellEnd"/>
-      <w:r>
-        <w:t>=</w:t>
-      </w:r>
-      <w:proofErr w:type="gramStart"/>
-      <w:r>
-        <w:t>0;i</w:t>
-      </w:r>
-      <w:proofErr w:type="gramEnd"/>
-      <w:r>
-        <w:t>&lt;</w:t>
-      </w:r>
-      <w:proofErr w:type="spellStart"/>
-      <w:proofErr w:type="gramStart"/>
-      <w:r>
-        <w:t>t;i</w:t>
-      </w:r>
-      <w:proofErr w:type="spellEnd"/>
-      <w:proofErr w:type="gramEnd"/>
-      <w:r>
-        <w:t>+</w:t>
-      </w:r>
-      <w:proofErr w:type="gramStart"/>
-      <w:r>
-        <w:t>+){</w:t>
-      </w:r>
-      <w:proofErr w:type="gramEnd"/>
+        <w:t>                    // theatres</w:t>
+      </w:r>
+    </w:p>
+    <w:p>
+      <w:r>
+        <w:t>                    for(let i=0;i&lt;theatreCount;i++){</w:t>
+      </w:r>
+    </w:p>
+    <w:p>
+      <w:r>
+        <w:t>                        timeSpend += theatreBuild;</w:t>
+      </w:r>
+    </w:p>
+    <w:p>
+      <w:r>
+        <w:t>                        totalProfit += (totalTime - timeSpend) * theatreRev;</w:t>
+      </w:r>
+    </w:p>
+    <w:p>
+      <w:r>
+        <w:t>                    }</w:t>
+      </w:r>
+    </w:p>
+    <w:p/>
+    <w:p>
+      <w:r>
+        <w:t>                    // pubs</w:t>
+      </w:r>
+    </w:p>
+    <w:p>
+      <w:r>
+        <w:t>                    for(let i=0;i&lt;pubCount;i++){</w:t>
+      </w:r>
+    </w:p>
+    <w:p>
+      <w:r>
+        <w:t>                        timeSpend += pubBuild;</w:t>
+      </w:r>
+    </w:p>
+    <w:p>
+      <w:r>
+        <w:t>                        totalProfit += (totalTime - timeSpend) * pubRev;</w:t>
+      </w:r>
+    </w:p>
+    <w:p>
+      <w:r>
+        <w:t>                    }</w:t>
+      </w:r>
+    </w:p>
+    <w:p/>
+    <w:p>
+      <w:r>
+        <w:t>                    // parks</w:t>
+      </w:r>
+    </w:p>
+    <w:p>
+      <w:r>
+        <w:t>                    for(let i=0;i&lt;parkCount;i++){</w:t>
+      </w:r>
+    </w:p>
+    <w:p>
+      <w:r>
+        <w:t>                        timeSpend += parkBuild;</w:t>
+      </w:r>
+    </w:p>
+    <w:p>
+      <w:r>
+        <w:t>                        totalProfit += (totalTime - timeSpend) * parkRev;</w:t>
+      </w:r>
+    </w:p>
+    <w:p>
+      <w:r>
+        <w:t>                    }</w:t>
+      </w:r>
+    </w:p>
+    <w:p/>
+    <w:p>
+      <w:r>
+        <w:t>                    if(totalProfit &gt; bestProfit){</w:t>
+      </w:r>
+    </w:p>
+    <w:p>
+      <w:r>
+        <w:t>                        bestProfit = totalProfit;</w:t>
+      </w:r>
+    </w:p>
+    <w:p>
+      <w:r>
+        <w:t>                        bestPlan = {</w:t>
+      </w:r>
+    </w:p>
+    <w:p>
+      <w:r>
+        <w:t>                            theatre: theatreCount,</w:t>
+      </w:r>
+    </w:p>
+    <w:p>
+      <w:r>
+        <w:t>                            pub: pubCount,</w:t>
+      </w:r>
+    </w:p>
+    <w:p>
+      <w:r>
+        <w:t>                            park: parkCount</w:t>
+      </w:r>
+    </w:p>
+    <w:p>
+      <w:r>
+        <w:t>                        };</w:t>
+      </w:r>
+    </w:p>
+    <w:p>
+      <w:r>
+        <w:t>                    }</w:t>
+      </w:r>
     </w:p>
     <w:p>
       <w:r>
         <w:lastRenderedPageBreak/>
-        <w:t xml:space="preserve">                        </w:t>
-      </w:r>
-      <w:proofErr w:type="spellStart"/>
-      <w:r>
-        <w:t>currentTime</w:t>
-      </w:r>
-      <w:proofErr w:type="spellEnd"/>
-      <w:r>
-        <w:t>+=</w:t>
-      </w:r>
-      <w:proofErr w:type="spellStart"/>
-      <w:r>
-        <w:t>theatreTime</w:t>
-      </w:r>
-      <w:proofErr w:type="spellEnd"/>
-      <w:r>
-        <w:t>;</w:t>
-      </w:r>
-    </w:p>
-    <w:p>
-      <w:r>
-        <w:t xml:space="preserve">                        earnings += (n-</w:t>
-      </w:r>
-      <w:proofErr w:type="spellStart"/>
-      <w:proofErr w:type="gramStart"/>
-      <w:r>
-        <w:t>currentTime</w:t>
-      </w:r>
-      <w:proofErr w:type="spellEnd"/>
-      <w:r>
-        <w:t>)*</w:t>
-      </w:r>
-      <w:proofErr w:type="spellStart"/>
-      <w:proofErr w:type="gramEnd"/>
-      <w:r>
-        <w:t>theatreEarn</w:t>
-      </w:r>
-      <w:proofErr w:type="spellEnd"/>
-      <w:r>
-        <w:t>;</w:t>
-      </w:r>
-    </w:p>
-    <w:p>
-      <w:r>
-        <w:t xml:space="preserve">                    }</w:t>
+        <w:t>                }</w:t>
+      </w:r>
+    </w:p>
+    <w:p>
+      <w:r>
+        <w:t>            }</w:t>
+      </w:r>
+    </w:p>
+    <w:p>
+      <w:r>
+        <w:t>        }</w:t>
+      </w:r>
+    </w:p>
+    <w:p>
+      <w:r>
+        <w:t>    }</w:t>
       </w:r>
     </w:p>
     <w:p/>
     <w:p>
       <w:r>
-        <w:t xml:space="preserve">                    // pubs</w:t>
-      </w:r>
-    </w:p>
-    <w:p>
-      <w:r>
-        <w:t xml:space="preserve">                    </w:t>
-      </w:r>
-      <w:proofErr w:type="gramStart"/>
-      <w:r>
-        <w:t>for(</w:t>
-      </w:r>
-      <w:proofErr w:type="gramEnd"/>
-      <w:r>
-        <w:t xml:space="preserve">let </w:t>
-      </w:r>
-      <w:proofErr w:type="spellStart"/>
-      <w:r>
-        <w:t>i</w:t>
-      </w:r>
-      <w:proofErr w:type="spellEnd"/>
-      <w:r>
-        <w:t>=</w:t>
-      </w:r>
-      <w:proofErr w:type="gramStart"/>
-      <w:r>
-        <w:t>0;i</w:t>
-      </w:r>
-      <w:proofErr w:type="gramEnd"/>
-      <w:r>
-        <w:t>&lt;</w:t>
-      </w:r>
-      <w:proofErr w:type="spellStart"/>
-      <w:proofErr w:type="gramStart"/>
-      <w:r>
-        <w:t>p;i</w:t>
-      </w:r>
-      <w:proofErr w:type="spellEnd"/>
-      <w:proofErr w:type="gramEnd"/>
-      <w:r>
-        <w:t>+</w:t>
-      </w:r>
-      <w:proofErr w:type="gramStart"/>
-      <w:r>
-        <w:t>+){</w:t>
-      </w:r>
-      <w:proofErr w:type="gramEnd"/>
-    </w:p>
-    <w:p>
-      <w:r>
-        <w:t xml:space="preserve">                        </w:t>
-      </w:r>
-      <w:proofErr w:type="spellStart"/>
-      <w:r>
-        <w:t>currentTime</w:t>
-      </w:r>
-      <w:proofErr w:type="spellEnd"/>
-      <w:r>
-        <w:t>+=</w:t>
-      </w:r>
-      <w:proofErr w:type="spellStart"/>
-      <w:r>
-        <w:t>pubTime</w:t>
-      </w:r>
-      <w:proofErr w:type="spellEnd"/>
-      <w:r>
-        <w:t>;</w:t>
-      </w:r>
-    </w:p>
-    <w:p>
-      <w:r>
-        <w:t xml:space="preserve">                        earnings += (n-</w:t>
-      </w:r>
-      <w:proofErr w:type="spellStart"/>
-      <w:proofErr w:type="gramStart"/>
-      <w:r>
-        <w:t>currentTime</w:t>
-      </w:r>
-      <w:proofErr w:type="spellEnd"/>
-      <w:r>
-        <w:t>)*</w:t>
-      </w:r>
-      <w:proofErr w:type="spellStart"/>
-      <w:proofErr w:type="gramEnd"/>
-      <w:r>
-        <w:t>pubEarn</w:t>
-      </w:r>
-      <w:proofErr w:type="spellEnd"/>
-      <w:r>
-        <w:t>;</w:t>
-      </w:r>
-    </w:p>
-    <w:p>
-      <w:r>
-        <w:t xml:space="preserve">                    }</w:t>
+        <w:t>    return { bestProfit, bestPlan };</w:t>
+      </w:r>
+    </w:p>
+    <w:p>
+      <w:r>
+        <w:t>}</w:t>
       </w:r>
     </w:p>
     <w:p/>
     <w:p>
       <w:r>
-        <w:t xml:space="preserve">                    // parks</w:t>
-      </w:r>
-    </w:p>
-    <w:p>
-      <w:r>
-        <w:t xml:space="preserve">                    </w:t>
-      </w:r>
-      <w:proofErr w:type="gramStart"/>
-      <w:r>
-        <w:t>for(</w:t>
-      </w:r>
-      <w:proofErr w:type="gramEnd"/>
-      <w:r>
-        <w:t xml:space="preserve">let </w:t>
-      </w:r>
-      <w:proofErr w:type="spellStart"/>
-      <w:r>
-        <w:t>i</w:t>
-      </w:r>
-      <w:proofErr w:type="spellEnd"/>
-      <w:r>
-        <w:t>=</w:t>
-      </w:r>
-      <w:proofErr w:type="gramStart"/>
-      <w:r>
-        <w:t>0;i</w:t>
-      </w:r>
-      <w:proofErr w:type="gramEnd"/>
-      <w:r>
-        <w:t>&lt;</w:t>
-      </w:r>
-      <w:proofErr w:type="spellStart"/>
-      <w:proofErr w:type="gramStart"/>
-      <w:r>
-        <w:t>c;i</w:t>
-      </w:r>
-      <w:proofErr w:type="spellEnd"/>
-      <w:proofErr w:type="gramEnd"/>
-      <w:r>
-        <w:t>+</w:t>
-      </w:r>
-      <w:proofErr w:type="gramStart"/>
-      <w:r>
-        <w:t>+){</w:t>
-      </w:r>
-      <w:proofErr w:type="gramEnd"/>
-    </w:p>
-    <w:p>
-      <w:r>
-        <w:t xml:space="preserve">                        </w:t>
-      </w:r>
-      <w:proofErr w:type="spellStart"/>
-      <w:r>
-        <w:t>currentTime</w:t>
-      </w:r>
-      <w:proofErr w:type="spellEnd"/>
-      <w:r>
-        <w:t>+=</w:t>
-      </w:r>
-      <w:proofErr w:type="spellStart"/>
-      <w:r>
-        <w:t>parkTime</w:t>
-      </w:r>
-      <w:proofErr w:type="spellEnd"/>
-      <w:r>
-        <w:t>;</w:t>
-      </w:r>
-    </w:p>
-    <w:p>
-      <w:r>
-        <w:t xml:space="preserve">                        earnings += (n-</w:t>
-      </w:r>
-      <w:proofErr w:type="spellStart"/>
-      <w:proofErr w:type="gramStart"/>
-      <w:r>
-        <w:t>currentTime</w:t>
-      </w:r>
-      <w:proofErr w:type="spellEnd"/>
-      <w:r>
-        <w:t>)*</w:t>
-      </w:r>
-      <w:proofErr w:type="spellStart"/>
-      <w:proofErr w:type="gramEnd"/>
-      <w:r>
-        <w:t>parkEarn</w:t>
-      </w:r>
-      <w:proofErr w:type="spellEnd"/>
-      <w:r>
-        <w:t>;</w:t>
-      </w:r>
-    </w:p>
-    <w:p>
-      <w:r>
-        <w:t xml:space="preserve">                    }</w:t>
-      </w:r>
-    </w:p>
-    <w:p/>
-    <w:p>
-      <w:r>
-        <w:t xml:space="preserve">                    if(earnings&gt;</w:t>
-      </w:r>
-      <w:proofErr w:type="gramStart"/>
-      <w:r>
-        <w:t>max){</w:t>
-      </w:r>
-      <w:proofErr w:type="gramEnd"/>
-    </w:p>
-    <w:p>
-      <w:r>
-        <w:t xml:space="preserve">                        max=earnings;</w:t>
-      </w:r>
-    </w:p>
-    <w:p>
-      <w:r>
-        <w:t xml:space="preserve">                        result={</w:t>
-      </w:r>
-      <w:proofErr w:type="spellStart"/>
-      <w:r>
-        <w:t>T:</w:t>
-      </w:r>
-      <w:proofErr w:type="gramStart"/>
-      <w:r>
-        <w:t>t,P</w:t>
-      </w:r>
-      <w:proofErr w:type="gramEnd"/>
-      <w:r>
-        <w:t>:</w:t>
-      </w:r>
-      <w:proofErr w:type="gramStart"/>
-      <w:r>
-        <w:t>p,C</w:t>
-      </w:r>
-      <w:proofErr w:type="gramEnd"/>
-      <w:r>
-        <w:t>:c</w:t>
-      </w:r>
-      <w:proofErr w:type="spellEnd"/>
-      <w:r>
-        <w:t>};</w:t>
-      </w:r>
-    </w:p>
-    <w:p>
-      <w:r>
-        <w:t xml:space="preserve">                    }</w:t>
-      </w:r>
-    </w:p>
-    <w:p>
-      <w:r>
-        <w:t xml:space="preserve">                }</w:t>
-      </w:r>
-    </w:p>
-    <w:p>
-      <w:r>
-        <w:t xml:space="preserve">            }</w:t>
-      </w:r>
-    </w:p>
-    <w:p>
-      <w:r>
-        <w:t xml:space="preserve">        }</w:t>
-      </w:r>
-    </w:p>
-    <w:p>
-      <w:r>
-        <w:t xml:space="preserve">    }</w:t>
-      </w:r>
-    </w:p>
-    <w:p/>
-    <w:p>
-      <w:r>
-        <w:t xml:space="preserve">    return {</w:t>
-      </w:r>
-      <w:proofErr w:type="spellStart"/>
-      <w:proofErr w:type="gramStart"/>
-      <w:r>
-        <w:t>max,result</w:t>
-      </w:r>
-      <w:proofErr w:type="spellEnd"/>
-      <w:proofErr w:type="gramEnd"/>
-      <w:r>
-        <w:t>};</w:t>
-      </w:r>
-    </w:p>
-    <w:p>
-      <w:r>
-        <w:t>}</w:t>
-      </w:r>
-    </w:p>
-    <w:p/>
-    <w:p>
-      <w:r>
-        <w:lastRenderedPageBreak/>
-        <w:t>console.log("TestCase1</w:t>
-      </w:r>
-      <w:proofErr w:type="gramStart"/>
-      <w:r>
-        <w:t>",maxProfit</w:t>
-      </w:r>
-      <w:proofErr w:type="gramEnd"/>
-      <w:r>
-        <w:t>(7));</w:t>
-      </w:r>
-    </w:p>
-    <w:p>
-      <w:r>
-        <w:t>console.log("TestCase2</w:t>
-      </w:r>
-      <w:proofErr w:type="gramStart"/>
-      <w:r>
-        <w:t>",maxProfit</w:t>
-      </w:r>
-      <w:proofErr w:type="gramEnd"/>
-      <w:r>
-        <w:t>(8));</w:t>
-      </w:r>
-    </w:p>
-    <w:p>
-      <w:r>
-        <w:t>console.log("TestCase3</w:t>
-      </w:r>
-      <w:proofErr w:type="gramStart"/>
-      <w:r>
-        <w:t>",maxProfit</w:t>
-      </w:r>
-      <w:proofErr w:type="gramEnd"/>
-      <w:r>
-        <w:t>(13));</w:t>
-      </w:r>
-      <w:r>
-        <w:br/>
-      </w:r>
-      <w:r>
-        <w:br/>
-      </w:r>
-      <w:r>
+        <w:t>console.log("TestCase1:", calculateProfit(7));</w:t>
+      </w:r>
+    </w:p>
+    <w:p>
+      <w:r>
+        <w:t>console.log("TestCase2:", calculateProfit(8));</w:t>
+      </w:r>
+    </w:p>
+    <w:p>
+      <w:r>
+        <w:t>console.log("TestCase3:", calculateProfit(13));</w:t>
+      </w:r>
+    </w:p>
+    <w:p>
+      <w:pPr>
         <w:rPr>
           <w:b/>
           <w:bCs/>
         </w:rPr>
-        <w:t>Satisfied All three testcases</w:t>
-      </w:r>
-      <w:r>
+      </w:pPr>
+      <w:r>
+        <w:rPr>
+          <w:b/>
+          <w:bCs/>
+        </w:rPr>
+        <w:t>All Testcases Satisfied</w:t>
+      </w:r>
+      <w:r>
+        <w:rPr>
+          <w:b/>
+          <w:bCs/>
+        </w:rPr>
         <w:t>:</w:t>
       </w:r>
-      <w:r>
-        <w:br/>
-      </w:r>
-      <w:r>
-        <w:br/>
-      </w:r>
-      <w:r>
-        <w:br/>
-      </w:r>
+    </w:p>
+    <w:p>
       <w:r>
         <w:rPr>
           <w:noProof/>
         </w:rPr>
         <w:drawing>
-          <wp:inline distT="0" distB="0" distL="0" distR="0" wp14:anchorId="1D5C23C1" wp14:editId="3CB260A0">
-            <wp:extent cx="5731510" cy="3223895"/>
+          <wp:inline distT="0" distB="0" distL="0" distR="0" wp14:anchorId="60EF1BCD" wp14:editId="76B02950">
+            <wp:extent cx="5731510" cy="2446655"/>
             <wp:effectExtent l="0" t="0" r="2540" b="0"/>
-            <wp:docPr id="1982415055" name="Picture 1"/>
+            <wp:docPr id="2114690801" name="Picture 1"/>
             <wp:cNvGraphicFramePr>
               <a:graphicFrameLocks xmlns:a="http://schemas.openxmlformats.org/drawingml/2006/main" noChangeAspect="1"/>
             </wp:cNvGraphicFramePr>
@@ -881,23 +354,32 @@
               <a:graphicData uri="http://schemas.openxmlformats.org/drawingml/2006/picture">
                 <pic:pic xmlns:pic="http://schemas.openxmlformats.org/drawingml/2006/picture">
                   <pic:nvPicPr>
-                    <pic:cNvPr id="1982415055" name=""/>
+                    <pic:cNvPr id="2114690801" name=""/>
                     <pic:cNvPicPr/>
                   </pic:nvPicPr>
-                  <pic:blipFill>
+                  <pic:blipFill rotWithShape="1">
                     <a:blip r:embed="rId4"/>
+                    <a:srcRect t="24109"/>
                     <a:stretch>
                       <a:fillRect/>
                     </a:stretch>
                   </pic:blipFill>
-                  <pic:spPr>
+                  <pic:spPr bwMode="auto">
                     <a:xfrm>
                       <a:off x="0" y="0"/>
-                      <a:ext cx="5731510" cy="3223895"/>
+                      <a:ext cx="5731510" cy="2446655"/>
                     </a:xfrm>
                     <a:prstGeom prst="rect">
                       <a:avLst/>
                     </a:prstGeom>
+                    <a:ln>
+                      <a:noFill/>
+                    </a:ln>
+                    <a:extLst>
+                      <a:ext uri="{53640926-AAD7-44D8-BBD7-CCE9431645EC}">
+                        <a14:shadowObscured xmlns:a14="http://schemas.microsoft.com/office/drawing/2010/main"/>
+                      </a:ext>
+                    </a:extLst>
                   </pic:spPr>
                 </pic:pic>
               </a:graphicData>
@@ -906,9 +388,6 @@
         </w:drawing>
       </w:r>
     </w:p>
-    <w:p/>
-    <w:p/>
-    <w:p/>
     <w:sectPr>
       <w:pgSz w:w="11906" w:h="16838"/>
       <w:pgMar w:top="1440" w:right="1440" w:bottom="1440" w:left="1440" w:header="708" w:footer="708" w:gutter="0"/>
@@ -1522,7 +1001,6 @@
   <w:style w:type="character" w:default="1" w:styleId="DefaultParagraphFont">
     <w:name w:val="Default Paragraph Font"/>
     <w:uiPriority w:val="1"/>
-    <w:semiHidden/>
     <w:unhideWhenUsed/>
   </w:style>
   <w:style w:type="table" w:default="1" w:styleId="TableNormal">
